--- a/public/templates/recibo-capacete.docx
+++ b/public/templates/recibo-capacete.docx
@@ -4,13 +4,13 @@
   <w:body>
     <w:p>
       <w:pPr>
-        <w:spacing w:after="60"/>
+        <w:spacing w:after="20"/>
         <w:jc w:val="center"/>
       </w:pPr>
       <w:r>
         <w:drawing>
           <wp:inline distT="0" distB="0" distL="0" distR="0">
-            <wp:extent cx="1080000" cy="1080000"/>
+            <wp:extent cx="684000" cy="684000"/>
             <wp:effectExtent l="0" t="0" r="0" b="0"/>
             <wp:docPr id="1" name="Logo Blackout Motos"/>
             <wp:cNvGraphicFramePr/>
@@ -30,7 +30,7 @@
                   <pic:spPr>
                     <a:xfrm>
                       <a:off x="0" y="0"/>
-                      <a:ext cx="1080000" cy="1080000"/>
+                      <a:ext cx="684000" cy="684000"/>
                     </a:xfrm>
                     <a:prstGeom prst="rect">
                       <a:avLst/>
@@ -45,7 +45,7 @@
     </w:p>
     <w:p>
       <w:pPr>
-        <w:spacing w:after="40" w:line="276" w:lineRule="auto"/>
+        <w:spacing w:after="20" w:line="240" w:lineRule="auto"/>
         <w:jc w:val="center"/>
       </w:pPr>
       <w:r>
@@ -53,46 +53,31 @@
           <w:rFonts w:ascii="Arial" w:hAnsi="Arial" w:cs="Arial"/>
           <w:b/>
           <w:color w:val="000000"/>
-          <w:sz w:val="36"/>
-          <w:szCs w:val="36"/>
-          <w:spacing w:val="40"/>
+          <w:sz w:val="28"/>
+          <w:szCs w:val="28"/>
+          <w:spacing w:val="30"/>
         </w:rPr>
         <w:t xml:space="preserve">BLACKOUT MOTOS</w:t>
       </w:r>
     </w:p>
     <w:p>
       <w:pPr>
-        <w:spacing w:after="0" w:line="276" w:lineRule="auto"/>
+        <w:spacing w:after="40" w:line="240" w:lineRule="auto"/>
         <w:jc w:val="center"/>
       </w:pPr>
       <w:r>
         <w:rPr>
           <w:rFonts w:ascii="Arial" w:hAnsi="Arial" w:cs="Arial"/>
           <w:color w:val="444444"/>
-          <w:sz w:val="18"/>
-          <w:szCs w:val="18"/>
-        </w:rPr>
-        <w:t xml:space="preserve">Avenida Andrômeda, 3521 - Bosque dos Eucaliptos</w:t>
-      </w:r>
-    </w:p>
-    <w:p>
-      <w:pPr>
-        <w:spacing w:after="360" w:line="276" w:lineRule="auto"/>
-        <w:jc w:val="center"/>
-      </w:pPr>
-      <w:r>
-        <w:rPr>
-          <w:rFonts w:ascii="Arial" w:hAnsi="Arial" w:cs="Arial"/>
-          <w:color w:val="444444"/>
-          <w:sz w:val="18"/>
-          <w:szCs w:val="18"/>
-        </w:rPr>
-        <w:t xml:space="preserve">São José dos Campos - SP - CEP 12233-000</w:t>
-      </w:r>
-    </w:p>
-    <w:p>
-      <w:pPr>
-        <w:spacing w:after="360" w:line="276" w:lineRule="auto"/>
+          <w:sz w:val="15"/>
+          <w:szCs w:val="15"/>
+        </w:rPr>
+        <w:t xml:space="preserve">Avenida Andrômeda, 3521 - Bosque dos Eucaliptos - São José dos Campos/SP - CEP 12233-000</w:t>
+      </w:r>
+    </w:p>
+    <w:p>
+      <w:pPr>
+        <w:spacing w:after="0" w:line="240" w:lineRule="auto"/>
         <w:jc w:val="center"/>
       </w:pPr>
       <w:r>
@@ -100,138 +85,185 @@
           <w:rFonts w:ascii="Arial" w:hAnsi="Arial" w:cs="Arial"/>
           <w:b/>
           <w:color w:val="000000"/>
-          <w:sz w:val="32"/>
-          <w:szCs w:val="32"/>
-          <w:spacing w:val="60"/>
+          <w:sz w:val="24"/>
+          <w:szCs w:val="24"/>
+          <w:spacing w:val="50"/>
         </w:rPr>
         <w:t xml:space="preserve">RECIBO</w:t>
       </w:r>
     </w:p>
     <w:p>
       <w:pPr>
-        <w:spacing w:after="240" w:line="276" w:lineRule="auto"/>
+        <w:spacing w:before="40" w:after="140"/>
+        <w:pBdr>
+          <w:bottom w:val="single" w:sz="6" w:space="1" w:color="BBBBBB"/>
+        </w:pBdr>
+      </w:pPr>
+    </w:p>
+    <w:p>
+      <w:pPr>
+        <w:spacing w:after="120" w:line="240" w:lineRule="auto"/>
         <w:jc w:val="both"/>
       </w:pPr>
       <w:r>
         <w:rPr>
           <w:rFonts w:ascii="Arial" w:hAnsi="Arial" w:cs="Arial"/>
           <w:color w:val="000000"/>
-          <w:sz w:val="22"/>
-          <w:szCs w:val="22"/>
+          <w:sz w:val="19"/>
+          <w:szCs w:val="19"/>
         </w:rPr>
         <w:t xml:space="preserve">Recebemos de {cliente_nome}, CPF {cliente_cpf}, telefone {cliente_telefone}, a quantia de R$ {valor_total} ({valor_extenso}), referente à compra de {quantidade} unidade(s) de {produto}, marca {marca}, modelo {modelo}, cor {cor}, tamanho {tamanho}, ao valor unitário de R$ {valor_unitario}.</w:t>
       </w:r>
     </w:p>
     <w:p>
       <w:pPr>
-        <w:spacing w:after="240" w:line="276" w:lineRule="auto"/>
+        <w:spacing w:after="120" w:line="240" w:lineRule="auto"/>
         <w:jc w:val="both"/>
       </w:pPr>
       <w:r>
         <w:rPr>
           <w:rFonts w:ascii="Arial" w:hAnsi="Arial" w:cs="Arial"/>
           <w:color w:val="000000"/>
-          <w:sz w:val="22"/>
-          <w:szCs w:val="22"/>
+          <w:sz w:val="19"/>
+          <w:szCs w:val="19"/>
         </w:rPr>
         <w:t xml:space="preserve">Forma de pagamento: {forma_pagamento}.</w:t>
       </w:r>
     </w:p>
     <w:p>
       <w:pPr>
-        <w:spacing w:after="600" w:line="276" w:lineRule="auto"/>
+        <w:spacing w:after="400" w:line="240" w:lineRule="auto"/>
         <w:jc w:val="both"/>
       </w:pPr>
       <w:r>
         <w:rPr>
           <w:rFonts w:ascii="Arial" w:hAnsi="Arial" w:cs="Arial"/>
           <w:color w:val="000000"/>
-          <w:sz w:val="22"/>
-          <w:szCs w:val="22"/>
+          <w:sz w:val="19"/>
+          <w:szCs w:val="19"/>
         </w:rPr>
         <w:t xml:space="preserve">São José dos Campos, {data_extenso}, às {hora_documento}.</w:t>
       </w:r>
     </w:p>
-    <w:p>
-      <w:pPr>
-        <w:spacing w:after="40" w:line="276" w:lineRule="auto"/>
-        <w:jc w:val="center"/>
-      </w:pPr>
-      <w:r>
-        <w:rPr>
-          <w:rFonts w:ascii="Arial" w:hAnsi="Arial" w:cs="Arial"/>
-          <w:color w:val="000000"/>
-          <w:sz w:val="22"/>
-          <w:szCs w:val="22"/>
-        </w:rPr>
-        <w:t xml:space="preserve">______________________________________________</w:t>
-      </w:r>
-    </w:p>
-    <w:p>
-      <w:pPr>
-        <w:spacing w:after="320" w:line="276" w:lineRule="auto"/>
-        <w:jc w:val="center"/>
-      </w:pPr>
-      <w:r>
-        <w:rPr>
-          <w:rFonts w:ascii="Arial" w:hAnsi="Arial" w:cs="Arial"/>
-          <w:b/>
-          <w:color w:val="000000"/>
-          <w:sz w:val="20"/>
-          <w:szCs w:val="20"/>
-        </w:rPr>
-        <w:t xml:space="preserve">BLACKOUT MOTOS</w:t>
-      </w:r>
-    </w:p>
-    <w:p>
-      <w:pPr>
-        <w:spacing w:after="40" w:line="276" w:lineRule="auto"/>
-        <w:jc w:val="center"/>
-      </w:pPr>
-      <w:r>
-        <w:rPr>
-          <w:rFonts w:ascii="Arial" w:hAnsi="Arial" w:cs="Arial"/>
-          <w:color w:val="000000"/>
-          <w:sz w:val="22"/>
-          <w:szCs w:val="22"/>
-        </w:rPr>
-        <w:t xml:space="preserve">______________________________________________</w:t>
-      </w:r>
-    </w:p>
-    <w:p>
-      <w:pPr>
-        <w:spacing w:after="320" w:line="276" w:lineRule="auto"/>
-        <w:jc w:val="center"/>
-      </w:pPr>
-      <w:r>
-        <w:rPr>
-          <w:rFonts w:ascii="Arial" w:hAnsi="Arial" w:cs="Arial"/>
-          <w:b/>
-          <w:color w:val="000000"/>
-          <w:sz w:val="20"/>
-          <w:szCs w:val="20"/>
-        </w:rPr>
-        <w:t xml:space="preserve">{cliente_nome}</w:t>
-      </w:r>
-    </w:p>
-    <w:p>
-      <w:pPr>
-        <w:spacing w:after="0" w:line="276" w:lineRule="auto"/>
+    <w:tbl>
+      <w:tblPr>
+        <w:tblW w:w="10772" w:type="dxa"/>
+        <w:jc w:val="center"/>
+        <w:tblBorders>
+          <w:top w:val="none" w:sz="0" w:space="0" w:color="auto"/>
+          <w:left w:val="none" w:sz="0" w:space="0" w:color="auto"/>
+          <w:bottom w:val="none" w:sz="0" w:space="0" w:color="auto"/>
+          <w:right w:val="none" w:sz="0" w:space="0" w:color="auto"/>
+          <w:insideH w:val="none" w:sz="0" w:space="0" w:color="auto"/>
+          <w:insideV w:val="none" w:sz="0" w:space="0" w:color="auto"/>
+        </w:tblBorders>
+        <w:tblLayout w:type="fixed"/>
+      </w:tblPr>
+      <w:tblGrid>
+        <w:gridCol w:w="5386"/>
+        <w:gridCol w:w="5386"/>
+      </w:tblGrid>
+      <w:tr>
+        <w:tc>
+          <w:tcPr>
+            <w:tcW w:w="5386" w:type="dxa"/>
+            <w:tcMar>
+              <w:left w:w="170" w:type="dxa"/>
+              <w:right w:w="170" w:type="dxa"/>
+            </w:tcMar>
+          </w:tcPr>
+          <w:p>
+            <w:pPr>
+              <w:spacing w:after="20" w:line="240" w:lineRule="auto"/>
+              <w:jc w:val="center"/>
+            </w:pPr>
+            <w:r>
+              <w:rPr>
+                <w:rFonts w:ascii="Arial" w:hAnsi="Arial" w:cs="Arial"/>
+                <w:color w:val="000000"/>
+                <w:sz w:val="18"/>
+                <w:szCs w:val="18"/>
+              </w:rPr>
+              <w:t xml:space="preserve">____________________________________</w:t>
+            </w:r>
+          </w:p>
+          <w:p>
+            <w:pPr>
+              <w:spacing w:after="0" w:line="240" w:lineRule="auto"/>
+              <w:jc w:val="center"/>
+            </w:pPr>
+            <w:r>
+              <w:rPr>
+                <w:rFonts w:ascii="Arial" w:hAnsi="Arial" w:cs="Arial"/>
+                <w:b/>
+                <w:color w:val="000000"/>
+                <w:sz w:val="17"/>
+                <w:szCs w:val="17"/>
+              </w:rPr>
+              <w:t xml:space="preserve">BLACKOUT MOTOS</w:t>
+            </w:r>
+          </w:p>
+        </w:tc>
+        <w:tc>
+          <w:tcPr>
+            <w:tcW w:w="5386" w:type="dxa"/>
+            <w:tcMar>
+              <w:left w:w="170" w:type="dxa"/>
+              <w:right w:w="170" w:type="dxa"/>
+            </w:tcMar>
+          </w:tcPr>
+          <w:p>
+            <w:pPr>
+              <w:spacing w:after="20" w:line="240" w:lineRule="auto"/>
+              <w:jc w:val="center"/>
+            </w:pPr>
+            <w:r>
+              <w:rPr>
+                <w:rFonts w:ascii="Arial" w:hAnsi="Arial" w:cs="Arial"/>
+                <w:color w:val="000000"/>
+                <w:sz w:val="18"/>
+                <w:szCs w:val="18"/>
+              </w:rPr>
+              <w:t xml:space="preserve">____________________________________</w:t>
+            </w:r>
+          </w:p>
+          <w:p>
+            <w:pPr>
+              <w:spacing w:after="0" w:line="240" w:lineRule="auto"/>
+              <w:jc w:val="center"/>
+            </w:pPr>
+            <w:r>
+              <w:rPr>
+                <w:rFonts w:ascii="Arial" w:hAnsi="Arial" w:cs="Arial"/>
+                <w:b/>
+                <w:color w:val="000000"/>
+                <w:sz w:val="17"/>
+                <w:szCs w:val="17"/>
+              </w:rPr>
+              <w:t xml:space="preserve">{cliente_nome}</w:t>
+            </w:r>
+          </w:p>
+        </w:tc>
+      </w:tr>
+    </w:tbl>
+    <w:p>
+      <w:pPr>
+        <w:spacing w:after="0" w:line="240" w:lineRule="auto"/>
         <w:jc w:val="center"/>
       </w:pPr>
       <w:r>
         <w:rPr>
           <w:rFonts w:ascii="Arial" w:hAnsi="Arial" w:cs="Arial"/>
           <w:color w:val="666666"/>
-          <w:sz w:val="18"/>
-          <w:szCs w:val="18"/>
+          <w:sz w:val="15"/>
+          <w:szCs w:val="15"/>
         </w:rPr>
         <w:t xml:space="preserve">Vendedor: {vendedor}</w:t>
       </w:r>
     </w:p>
     <w:sectPr>
-      <w:pgSz w:w="11906" w:h="16838"/>
-      <w:pgMar w:top="1418" w:right="1418" w:bottom="1418" w:left="1418" w:header="708" w:footer="708" w:gutter="0"/>
+      <w:pgSz w:w="11906" w:h="8391" w:orient="landscape"/>
+      <w:pgMar w:top="454" w:right="567" w:bottom="454" w:left="567" w:header="0" w:footer="0" w:gutter="0"/>
     </w:sectPr>
   </w:body>
 </w:document>
@@ -243,13 +275,13 @@
     <w:rPrDefault>
       <w:rPr>
         <w:rFonts w:ascii="Arial" w:hAnsi="Arial" w:cs="Arial"/>
-        <w:sz w:val="22"/>
-        <w:szCs w:val="22"/>
+        <w:sz w:val="19"/>
+        <w:szCs w:val="19"/>
       </w:rPr>
     </w:rPrDefault>
     <w:pPrDefault>
       <w:pPr>
-        <w:spacing w:after="120" w:line="276" w:lineRule="auto"/>
+        <w:spacing w:after="60" w:line="240" w:lineRule="auto"/>
       </w:pPr>
     </w:pPrDefault>
   </w:docDefaults>

--- a/public/templates/recibo-capacete.docx
+++ b/public/templates/recibo-capacete.docx
@@ -45,7 +45,7 @@
     </w:p>
     <w:p>
       <w:pPr>
-        <w:spacing w:after="20" w:line="240" w:lineRule="auto"/>
+        <w:spacing w:before="0" w:after="20" w:line="240" w:lineRule="auto"/>
         <w:jc w:val="center"/>
       </w:pPr>
       <w:r>
@@ -62,7 +62,7 @@
     </w:p>
     <w:p>
       <w:pPr>
-        <w:spacing w:after="40" w:line="240" w:lineRule="auto"/>
+        <w:spacing w:before="0" w:after="40" w:line="240" w:lineRule="auto"/>
         <w:jc w:val="center"/>
       </w:pPr>
       <w:r>
@@ -77,7 +77,7 @@
     </w:p>
     <w:p>
       <w:pPr>
-        <w:spacing w:after="0" w:line="240" w:lineRule="auto"/>
+        <w:spacing w:before="160" w:after="0" w:line="240" w:lineRule="auto"/>
         <w:jc w:val="center"/>
       </w:pPr>
       <w:r>
@@ -102,7 +102,7 @@
     </w:p>
     <w:p>
       <w:pPr>
-        <w:spacing w:after="120" w:line="240" w:lineRule="auto"/>
+        <w:spacing w:before="0" w:after="120" w:line="240" w:lineRule="auto"/>
         <w:jc w:val="both"/>
       </w:pPr>
       <w:r>
@@ -117,7 +117,7 @@
     </w:p>
     <w:p>
       <w:pPr>
-        <w:spacing w:after="120" w:line="240" w:lineRule="auto"/>
+        <w:spacing w:before="0" w:after="120" w:line="240" w:lineRule="auto"/>
         <w:jc w:val="both"/>
       </w:pPr>
       <w:r>
@@ -132,7 +132,7 @@
     </w:p>
     <w:p>
       <w:pPr>
-        <w:spacing w:after="400" w:line="240" w:lineRule="auto"/>
+        <w:spacing w:before="0" w:after="400" w:line="240" w:lineRule="auto"/>
         <w:jc w:val="both"/>
       </w:pPr>
       <w:r>
@@ -147,49 +147,52 @@
     </w:p>
     <w:tbl>
       <w:tblPr>
-        <w:tblW w:w="10772" w:type="dxa"/>
+        <w:tblW w:w="10205" w:type="dxa"/>
         <w:jc w:val="center"/>
         <w:tblBorders>
-          <w:top w:val="none" w:sz="0" w:space="0" w:color="auto"/>
-          <w:left w:val="none" w:sz="0" w:space="0" w:color="auto"/>
-          <w:bottom w:val="none" w:sz="0" w:space="0" w:color="auto"/>
-          <w:right w:val="none" w:sz="0" w:space="0" w:color="auto"/>
-          <w:insideH w:val="none" w:sz="0" w:space="0" w:color="auto"/>
-          <w:insideV w:val="none" w:sz="0" w:space="0" w:color="auto"/>
+          <w:top w:val="nil"/>
+          <w:left w:val="nil"/>
+          <w:bottom w:val="nil"/>
+          <w:right w:val="nil"/>
+          <w:insideH w:val="nil"/>
+          <w:insideV w:val="nil"/>
         </w:tblBorders>
+        <w:tblCellMar>
+          <w:left w:w="113" w:type="dxa"/>
+          <w:right w:w="113" w:type="dxa"/>
+        </w:tblCellMar>
         <w:tblLayout w:type="fixed"/>
       </w:tblPr>
       <w:tblGrid>
-        <w:gridCol w:w="5386"/>
-        <w:gridCol w:w="5386"/>
+        <w:gridCol w:w="5102"/>
+        <w:gridCol w:w="5102"/>
       </w:tblGrid>
       <w:tr>
         <w:tc>
           <w:tcPr>
-            <w:tcW w:w="5386" w:type="dxa"/>
+            <w:tcW w:w="5102" w:type="dxa"/>
+            <w:tcBorders>
+              <w:top w:val="nil"/>
+              <w:left w:val="nil"/>
+              <w:bottom w:val="nil"/>
+              <w:right w:val="nil"/>
+            </w:tcBorders>
             <w:tcMar>
-              <w:left w:w="170" w:type="dxa"/>
-              <w:right w:w="170" w:type="dxa"/>
+              <w:left w:w="113" w:type="dxa"/>
+              <w:right w:w="113" w:type="dxa"/>
             </w:tcMar>
           </w:tcPr>
           <w:p>
             <w:pPr>
-              <w:spacing w:after="20" w:line="240" w:lineRule="auto"/>
-              <w:jc w:val="center"/>
-            </w:pPr>
-            <w:r>
-              <w:rPr>
-                <w:rFonts w:ascii="Arial" w:hAnsi="Arial" w:cs="Arial"/>
-                <w:color w:val="000000"/>
-                <w:sz w:val="18"/>
-                <w:szCs w:val="18"/>
-              </w:rPr>
-              <w:t xml:space="preserve">____________________________________</w:t>
-            </w:r>
-          </w:p>
-          <w:p>
-            <w:pPr>
-              <w:spacing w:after="0" w:line="240" w:lineRule="auto"/>
+              <w:spacing w:before="0" w:after="40" w:line="240" w:lineRule="auto"/>
+              <w:pBdr>
+                <w:bottom w:val="single" w:sz="6" w:space="1" w:color="000000"/>
+              </w:pBdr>
+            </w:pPr>
+          </w:p>
+          <w:p>
+            <w:pPr>
+              <w:spacing w:before="0" w:after="0" w:line="240" w:lineRule="auto"/>
               <w:jc w:val="center"/>
             </w:pPr>
             <w:r>
@@ -206,30 +209,29 @@
         </w:tc>
         <w:tc>
           <w:tcPr>
-            <w:tcW w:w="5386" w:type="dxa"/>
+            <w:tcW w:w="5102" w:type="dxa"/>
+            <w:tcBorders>
+              <w:top w:val="nil"/>
+              <w:left w:val="nil"/>
+              <w:bottom w:val="nil"/>
+              <w:right w:val="nil"/>
+            </w:tcBorders>
             <w:tcMar>
-              <w:left w:w="170" w:type="dxa"/>
-              <w:right w:w="170" w:type="dxa"/>
+              <w:left w:w="113" w:type="dxa"/>
+              <w:right w:w="113" w:type="dxa"/>
             </w:tcMar>
           </w:tcPr>
           <w:p>
             <w:pPr>
-              <w:spacing w:after="20" w:line="240" w:lineRule="auto"/>
-              <w:jc w:val="center"/>
-            </w:pPr>
-            <w:r>
-              <w:rPr>
-                <w:rFonts w:ascii="Arial" w:hAnsi="Arial" w:cs="Arial"/>
-                <w:color w:val="000000"/>
-                <w:sz w:val="18"/>
-                <w:szCs w:val="18"/>
-              </w:rPr>
-              <w:t xml:space="preserve">____________________________________</w:t>
-            </w:r>
-          </w:p>
-          <w:p>
-            <w:pPr>
-              <w:spacing w:after="0" w:line="240" w:lineRule="auto"/>
+              <w:spacing w:before="0" w:after="40" w:line="240" w:lineRule="auto"/>
+              <w:pBdr>
+                <w:bottom w:val="single" w:sz="6" w:space="1" w:color="000000"/>
+              </w:pBdr>
+            </w:pPr>
+          </w:p>
+          <w:p>
+            <w:pPr>
+              <w:spacing w:before="0" w:after="0" w:line="240" w:lineRule="auto"/>
               <w:jc w:val="center"/>
             </w:pPr>
             <w:r>
@@ -248,7 +250,7 @@
     </w:tbl>
     <w:p>
       <w:pPr>
-        <w:spacing w:after="0" w:line="240" w:lineRule="auto"/>
+        <w:spacing w:before="0" w:after="0" w:line="240" w:lineRule="auto"/>
         <w:jc w:val="center"/>
       </w:pPr>
       <w:r>

--- a/public/templates/recibo-capacete.docx
+++ b/public/templates/recibo-capacete.docx
@@ -112,7 +112,7 @@
           <w:sz w:val="19"/>
           <w:szCs w:val="19"/>
         </w:rPr>
-        <w:t xml:space="preserve">Recebemos de {cliente_nome}, CPF {cliente_cpf}, telefone {cliente_telefone}, a quantia de R$ {valor_total} ({valor_extenso}), referente à compra de {quantidade} unidade(s) de {produto}, marca {marca}, modelo {modelo}, cor {cor}, tamanho {tamanho}, ao valor unitário de R$ {valor_unitario}.</w:t>
+        <w:t xml:space="preserve">Recebemos de {cliente_nome}, CPF {cliente_cpf}, telefone {cliente_telefone}, a quantia de {valor_total} ({valor_extenso}), referente à compra de {quantidade} unidade(s) de {produto}, marca {marca}, modelo {modelo}, cor {cor}, tamanho {tamanho}, ao valor unitário de {valor_unitario}.</w:t>
       </w:r>
     </w:p>
     <w:p>

--- a/public/templates/recibo-capacete.docx
+++ b/public/templates/recibo-capacete.docx
@@ -10,7 +10,7 @@
       <w:r>
         <w:drawing>
           <wp:inline distT="0" distB="0" distL="0" distR="0">
-            <wp:extent cx="684000" cy="684000"/>
+            <wp:extent cx="432000" cy="432000"/>
             <wp:effectExtent l="0" t="0" r="0" b="0"/>
             <wp:docPr id="1" name="Logo Blackout Motos"/>
             <wp:cNvGraphicFramePr/>
@@ -30,7 +30,7 @@
                   <pic:spPr>
                     <a:xfrm>
                       <a:off x="0" y="0"/>
-                      <a:ext cx="684000" cy="684000"/>
+                      <a:ext cx="432000" cy="432000"/>
                     </a:xfrm>
                     <a:prstGeom prst="rect">
                       <a:avLst/>
@@ -45,39 +45,7 @@
     </w:p>
     <w:p>
       <w:pPr>
-        <w:spacing w:before="0" w:after="20" w:line="240" w:lineRule="auto"/>
-        <w:jc w:val="center"/>
-      </w:pPr>
-      <w:r>
-        <w:rPr>
-          <w:rFonts w:ascii="Arial" w:hAnsi="Arial" w:cs="Arial"/>
-          <w:b/>
-          <w:color w:val="000000"/>
-          <w:sz w:val="28"/>
-          <w:szCs w:val="28"/>
-          <w:spacing w:val="30"/>
-        </w:rPr>
-        <w:t xml:space="preserve">BLACKOUT MOTOS</w:t>
-      </w:r>
-    </w:p>
-    <w:p>
-      <w:pPr>
-        <w:spacing w:before="0" w:after="40" w:line="240" w:lineRule="auto"/>
-        <w:jc w:val="center"/>
-      </w:pPr>
-      <w:r>
-        <w:rPr>
-          <w:rFonts w:ascii="Arial" w:hAnsi="Arial" w:cs="Arial"/>
-          <w:color w:val="444444"/>
-          <w:sz w:val="15"/>
-          <w:szCs w:val="15"/>
-        </w:rPr>
-        <w:t xml:space="preserve">Avenida Andrômeda, 3521 - Bosque dos Eucaliptos - São José dos Campos/SP - CEP 12233-000</w:t>
-      </w:r>
-    </w:p>
-    <w:p>
-      <w:pPr>
-        <w:spacing w:before="160" w:after="0" w:line="240" w:lineRule="auto"/>
+        <w:spacing w:before="0" w:after="0" w:line="240" w:lineRule="auto"/>
         <w:jc w:val="center"/>
       </w:pPr>
       <w:r>
@@ -87,6 +55,38 @@
           <w:color w:val="000000"/>
           <w:sz w:val="24"/>
           <w:szCs w:val="24"/>
+          <w:spacing w:val="30"/>
+        </w:rPr>
+        <w:t xml:space="preserve">BLACKOUT MOTOS</w:t>
+      </w:r>
+    </w:p>
+    <w:p>
+      <w:pPr>
+        <w:spacing w:before="0" w:after="20" w:line="240" w:lineRule="auto"/>
+        <w:jc w:val="center"/>
+      </w:pPr>
+      <w:r>
+        <w:rPr>
+          <w:rFonts w:ascii="Arial" w:hAnsi="Arial" w:cs="Arial"/>
+          <w:color w:val="444444"/>
+          <w:sz w:val="13"/>
+          <w:szCs w:val="13"/>
+        </w:rPr>
+        <w:t xml:space="preserve">Avenida Andrômeda, 3521 - Bosque dos Eucaliptos - São José dos Campos/SP - CEP 12233-000</w:t>
+      </w:r>
+    </w:p>
+    <w:p>
+      <w:pPr>
+        <w:spacing w:before="60" w:after="0" w:line="240" w:lineRule="auto"/>
+        <w:jc w:val="center"/>
+      </w:pPr>
+      <w:r>
+        <w:rPr>
+          <w:rFonts w:ascii="Arial" w:hAnsi="Arial" w:cs="Arial"/>
+          <w:b/>
+          <w:color w:val="000000"/>
+          <w:sz w:val="20"/>
+          <w:szCs w:val="20"/>
           <w:spacing w:val="50"/>
         </w:rPr>
         <w:t xml:space="preserve">RECIBO</w:t>
@@ -94,7 +94,7 @@
     </w:p>
     <w:p>
       <w:pPr>
-        <w:spacing w:before="40" w:after="140"/>
+        <w:spacing w:before="20" w:after="90"/>
         <w:pBdr>
           <w:bottom w:val="single" w:sz="6" w:space="1" w:color="BBBBBB"/>
         </w:pBdr>
@@ -102,45 +102,45 @@
     </w:p>
     <w:p>
       <w:pPr>
-        <w:spacing w:before="0" w:after="120" w:line="240" w:lineRule="auto"/>
+        <w:spacing w:before="0" w:after="80" w:line="240" w:lineRule="auto"/>
         <w:jc w:val="both"/>
       </w:pPr>
       <w:r>
         <w:rPr>
           <w:rFonts w:ascii="Arial" w:hAnsi="Arial" w:cs="Arial"/>
           <w:color w:val="000000"/>
-          <w:sz w:val="19"/>
-          <w:szCs w:val="19"/>
+          <w:sz w:val="17"/>
+          <w:szCs w:val="17"/>
         </w:rPr>
         <w:t xml:space="preserve">Recebemos de {cliente_nome}, CPF {cliente_cpf}, telefone {cliente_telefone}, a quantia de {valor_total} ({valor_extenso}), referente à compra de {quantidade} unidade(s) de {produto}, marca {marca}, modelo {modelo}, cor {cor}, tamanho {tamanho}, ao valor unitário de {valor_unitario}.</w:t>
       </w:r>
     </w:p>
     <w:p>
       <w:pPr>
-        <w:spacing w:before="0" w:after="120" w:line="240" w:lineRule="auto"/>
+        <w:spacing w:before="0" w:after="80" w:line="240" w:lineRule="auto"/>
         <w:jc w:val="both"/>
       </w:pPr>
       <w:r>
         <w:rPr>
           <w:rFonts w:ascii="Arial" w:hAnsi="Arial" w:cs="Arial"/>
           <w:color w:val="000000"/>
-          <w:sz w:val="19"/>
-          <w:szCs w:val="19"/>
+          <w:sz w:val="17"/>
+          <w:szCs w:val="17"/>
         </w:rPr>
         <w:t xml:space="preserve">Forma de pagamento: {forma_pagamento}.</w:t>
       </w:r>
     </w:p>
     <w:p>
       <w:pPr>
-        <w:spacing w:before="0" w:after="400" w:line="240" w:lineRule="auto"/>
+        <w:spacing w:before="0" w:after="280" w:line="240" w:lineRule="auto"/>
         <w:jc w:val="both"/>
       </w:pPr>
       <w:r>
         <w:rPr>
           <w:rFonts w:ascii="Arial" w:hAnsi="Arial" w:cs="Arial"/>
           <w:color w:val="000000"/>
-          <w:sz w:val="19"/>
-          <w:szCs w:val="19"/>
+          <w:sz w:val="17"/>
+          <w:szCs w:val="17"/>
         </w:rPr>
         <w:t xml:space="preserve">São José dos Campos, {data_extenso}, às {hora_documento}.</w:t>
       </w:r>
@@ -200,8 +200,8 @@
                 <w:rFonts w:ascii="Arial" w:hAnsi="Arial" w:cs="Arial"/>
                 <w:b/>
                 <w:color w:val="000000"/>
-                <w:sz w:val="17"/>
-                <w:szCs w:val="17"/>
+                <w:sz w:val="15"/>
+                <w:szCs w:val="15"/>
               </w:rPr>
               <w:t xml:space="preserve">BLACKOUT MOTOS</w:t>
             </w:r>
@@ -239,8 +239,8 @@
                 <w:rFonts w:ascii="Arial" w:hAnsi="Arial" w:cs="Arial"/>
                 <w:b/>
                 <w:color w:val="000000"/>
-                <w:sz w:val="17"/>
-                <w:szCs w:val="17"/>
+                <w:sz w:val="15"/>
+                <w:szCs w:val="15"/>
               </w:rPr>
               <w:t xml:space="preserve">{cliente_nome}</w:t>
             </w:r>
@@ -250,22 +250,22 @@
     </w:tbl>
     <w:p>
       <w:pPr>
-        <w:spacing w:before="0" w:after="0" w:line="240" w:lineRule="auto"/>
+        <w:spacing w:before="60" w:after="0" w:line="240" w:lineRule="auto"/>
         <w:jc w:val="center"/>
       </w:pPr>
       <w:r>
         <w:rPr>
           <w:rFonts w:ascii="Arial" w:hAnsi="Arial" w:cs="Arial"/>
           <w:color w:val="666666"/>
-          <w:sz w:val="15"/>
-          <w:szCs w:val="15"/>
+          <w:sz w:val="13"/>
+          <w:szCs w:val="13"/>
         </w:rPr>
         <w:t xml:space="preserve">Vendedor: {vendedor}</w:t>
       </w:r>
     </w:p>
     <w:sectPr>
-      <w:pgSz w:w="11906" w:h="8391" w:orient="landscape"/>
-      <w:pgMar w:top="454" w:right="567" w:bottom="454" w:left="567" w:header="0" w:footer="0" w:gutter="0"/>
+      <w:pgSz w:w="11906" w:h="5613" w:orient="landscape"/>
+      <w:pgMar w:top="340" w:right="567" w:bottom="340" w:left="567" w:header="0" w:footer="0" w:gutter="0"/>
     </w:sectPr>
   </w:body>
 </w:document>

--- a/public/templates/recibo-capacete.docx
+++ b/public/templates/recibo-capacete.docx
@@ -10,7 +10,7 @@
       <w:r>
         <w:drawing>
           <wp:inline distT="0" distB="0" distL="0" distR="0">
-            <wp:extent cx="432000" cy="432000"/>
+            <wp:extent cx="864000" cy="432000"/>
             <wp:effectExtent l="0" t="0" r="0" b="0"/>
             <wp:docPr id="1" name="Logo Blackout Motos"/>
             <wp:cNvGraphicFramePr/>
@@ -30,7 +30,7 @@
                   <pic:spPr>
                     <a:xfrm>
                       <a:off x="0" y="0"/>
-                      <a:ext cx="432000" cy="432000"/>
+                      <a:ext cx="864000" cy="432000"/>
                     </a:xfrm>
                     <a:prstGeom prst="rect">
                       <a:avLst/>

--- a/public/templates/recibo-capacete.docx
+++ b/public/templates/recibo-capacete.docx
@@ -50,11 +50,11 @@
       </w:pPr>
       <w:r>
         <w:rPr>
-          <w:rFonts w:ascii="Arial" w:hAnsi="Arial" w:cs="Arial"/>
+          <w:rFonts w:asciiTheme="minorHAnsi" w:eastAsiaTheme="minorHAnsi" w:hAnsiTheme="minorHAnsi" w:cstheme="minorHAnsi"/>
           <w:b/>
           <w:color w:val="000000"/>
-          <w:sz w:val="24"/>
-          <w:szCs w:val="24"/>
+          <w:sz w:val="20"/>
+          <w:szCs w:val="20"/>
           <w:spacing w:val="30"/>
         </w:rPr>
         <w:t xml:space="preserve">BLACKOUT MOTOS</w:t>
@@ -67,10 +67,10 @@
       </w:pPr>
       <w:r>
         <w:rPr>
-          <w:rFonts w:ascii="Arial" w:hAnsi="Arial" w:cs="Arial"/>
+          <w:rFonts w:asciiTheme="minorHAnsi" w:eastAsiaTheme="minorHAnsi" w:hAnsiTheme="minorHAnsi" w:cstheme="minorHAnsi"/>
           <w:color w:val="444444"/>
-          <w:sz w:val="13"/>
-          <w:szCs w:val="13"/>
+          <w:sz w:val="20"/>
+          <w:szCs w:val="20"/>
         </w:rPr>
         <w:t xml:space="preserve">Avenida Andrômeda, 3521 - Bosque dos Eucaliptos - São José dos Campos/SP - CEP 12233-000</w:t>
       </w:r>
@@ -82,7 +82,7 @@
       </w:pPr>
       <w:r>
         <w:rPr>
-          <w:rFonts w:ascii="Arial" w:hAnsi="Arial" w:cs="Arial"/>
+          <w:rFonts w:asciiTheme="minorHAnsi" w:eastAsiaTheme="minorHAnsi" w:hAnsiTheme="minorHAnsi" w:cstheme="minorHAnsi"/>
           <w:b/>
           <w:color w:val="000000"/>
           <w:sz w:val="20"/>
@@ -107,10 +107,10 @@
       </w:pPr>
       <w:r>
         <w:rPr>
-          <w:rFonts w:ascii="Arial" w:hAnsi="Arial" w:cs="Arial"/>
-          <w:color w:val="000000"/>
-          <w:sz w:val="17"/>
-          <w:szCs w:val="17"/>
+          <w:rFonts w:asciiTheme="minorHAnsi" w:eastAsiaTheme="minorHAnsi" w:hAnsiTheme="minorHAnsi" w:cstheme="minorHAnsi"/>
+          <w:color w:val="000000"/>
+          <w:sz w:val="20"/>
+          <w:szCs w:val="20"/>
         </w:rPr>
         <w:t xml:space="preserve">Recebemos de {cliente_nome}, CPF {cliente_cpf}, telefone {cliente_telefone}, a quantia de {valor_total} ({valor_extenso}), referente à compra de {quantidade} unidade(s) de {produto}, marca {marca}, modelo {modelo}, cor {cor}, tamanho {tamanho}, ao valor unitário de {valor_unitario}.</w:t>
       </w:r>
@@ -122,10 +122,10 @@
       </w:pPr>
       <w:r>
         <w:rPr>
-          <w:rFonts w:ascii="Arial" w:hAnsi="Arial" w:cs="Arial"/>
-          <w:color w:val="000000"/>
-          <w:sz w:val="17"/>
-          <w:szCs w:val="17"/>
+          <w:rFonts w:asciiTheme="minorHAnsi" w:eastAsiaTheme="minorHAnsi" w:hAnsiTheme="minorHAnsi" w:cstheme="minorHAnsi"/>
+          <w:color w:val="000000"/>
+          <w:sz w:val="20"/>
+          <w:szCs w:val="20"/>
         </w:rPr>
         <w:t xml:space="preserve">Forma de pagamento: {forma_pagamento}.</w:t>
       </w:r>
@@ -137,10 +137,10 @@
       </w:pPr>
       <w:r>
         <w:rPr>
-          <w:rFonts w:ascii="Arial" w:hAnsi="Arial" w:cs="Arial"/>
-          <w:color w:val="000000"/>
-          <w:sz w:val="17"/>
-          <w:szCs w:val="17"/>
+          <w:rFonts w:asciiTheme="minorHAnsi" w:eastAsiaTheme="minorHAnsi" w:hAnsiTheme="minorHAnsi" w:cstheme="minorHAnsi"/>
+          <w:color w:val="000000"/>
+          <w:sz w:val="20"/>
+          <w:szCs w:val="20"/>
         </w:rPr>
         <w:t xml:space="preserve">São José dos Campos, {data_extenso}, às {hora_documento}.</w:t>
       </w:r>
@@ -197,11 +197,11 @@
             </w:pPr>
             <w:r>
               <w:rPr>
-                <w:rFonts w:ascii="Arial" w:hAnsi="Arial" w:cs="Arial"/>
+                <w:rFonts w:asciiTheme="minorHAnsi" w:eastAsiaTheme="minorHAnsi" w:hAnsiTheme="minorHAnsi" w:cstheme="minorHAnsi"/>
                 <w:b/>
                 <w:color w:val="000000"/>
-                <w:sz w:val="15"/>
-                <w:szCs w:val="15"/>
+                <w:sz w:val="20"/>
+                <w:szCs w:val="20"/>
               </w:rPr>
               <w:t xml:space="preserve">BLACKOUT MOTOS</w:t>
             </w:r>
@@ -236,11 +236,11 @@
             </w:pPr>
             <w:r>
               <w:rPr>
-                <w:rFonts w:ascii="Arial" w:hAnsi="Arial" w:cs="Arial"/>
+                <w:rFonts w:asciiTheme="minorHAnsi" w:eastAsiaTheme="minorHAnsi" w:hAnsiTheme="minorHAnsi" w:cstheme="minorHAnsi"/>
                 <w:b/>
                 <w:color w:val="000000"/>
-                <w:sz w:val="15"/>
-                <w:szCs w:val="15"/>
+                <w:sz w:val="20"/>
+                <w:szCs w:val="20"/>
               </w:rPr>
               <w:t xml:space="preserve">{cliente_nome}</w:t>
             </w:r>
@@ -255,10 +255,10 @@
       </w:pPr>
       <w:r>
         <w:rPr>
-          <w:rFonts w:ascii="Arial" w:hAnsi="Arial" w:cs="Arial"/>
+          <w:rFonts w:asciiTheme="minorHAnsi" w:eastAsiaTheme="minorHAnsi" w:hAnsiTheme="minorHAnsi" w:cstheme="minorHAnsi"/>
           <w:color w:val="666666"/>
-          <w:sz w:val="13"/>
-          <w:szCs w:val="13"/>
+          <w:sz w:val="20"/>
+          <w:szCs w:val="20"/>
         </w:rPr>
         <w:t xml:space="preserve">Vendedor: {vendedor}</w:t>
       </w:r>
@@ -276,9 +276,9 @@
   <w:docDefaults>
     <w:rPrDefault>
       <w:rPr>
-        <w:rFonts w:ascii="Arial" w:hAnsi="Arial" w:cs="Arial"/>
-        <w:sz w:val="19"/>
-        <w:szCs w:val="19"/>
+        <w:rFonts w:asciiTheme="minorHAnsi" w:eastAsiaTheme="minorHAnsi" w:hAnsiTheme="minorHAnsi" w:cstheme="minorHAnsi"/>
+        <w:sz w:val="20"/>
+        <w:szCs w:val="20"/>
       </w:rPr>
     </w:rPrDefault>
     <w:pPrDefault>

--- a/public/templates/recibo-capacete.docx
+++ b/public/templates/recibo-capacete.docx
@@ -10,7 +10,7 @@
       <w:r>
         <w:drawing>
           <wp:inline distT="0" distB="0" distL="0" distR="0">
-            <wp:extent cx="864000" cy="432000"/>
+            <wp:extent cx="3315600" cy="1080000"/>
             <wp:effectExtent l="0" t="0" r="0" b="0"/>
             <wp:docPr id="1" name="Logo Blackout Motos"/>
             <wp:cNvGraphicFramePr/>
@@ -30,7 +30,7 @@
                   <pic:spPr>
                     <a:xfrm>
                       <a:off x="0" y="0"/>
-                      <a:ext cx="864000" cy="432000"/>
+                      <a:ext cx="3315600" cy="1080000"/>
                     </a:xfrm>
                     <a:prstGeom prst="rect">
                       <a:avLst/>
@@ -45,7 +45,7 @@
     </w:p>
     <w:p>
       <w:pPr>
-        <w:spacing w:before="0" w:after="0" w:line="240" w:lineRule="auto"/>
+        <w:spacing w:before="0" w:after="0" w:line="360" w:lineRule="auto"/>
         <w:jc w:val="center"/>
       </w:pPr>
       <w:r>
@@ -62,7 +62,7 @@
     </w:p>
     <w:p>
       <w:pPr>
-        <w:spacing w:before="0" w:after="20" w:line="240" w:lineRule="auto"/>
+        <w:spacing w:before="0" w:after="20" w:line="360" w:lineRule="auto"/>
         <w:jc w:val="center"/>
       </w:pPr>
       <w:r>
@@ -77,7 +77,7 @@
     </w:p>
     <w:p>
       <w:pPr>
-        <w:spacing w:before="60" w:after="0" w:line="240" w:lineRule="auto"/>
+        <w:spacing w:before="60" w:after="0" w:line="360" w:lineRule="auto"/>
         <w:jc w:val="center"/>
       </w:pPr>
       <w:r>
@@ -102,7 +102,7 @@
     </w:p>
     <w:p>
       <w:pPr>
-        <w:spacing w:before="0" w:after="80" w:line="240" w:lineRule="auto"/>
+        <w:spacing w:before="0" w:after="80" w:line="360" w:lineRule="auto"/>
         <w:jc w:val="both"/>
       </w:pPr>
       <w:r>
@@ -117,7 +117,7 @@
     </w:p>
     <w:p>
       <w:pPr>
-        <w:spacing w:before="0" w:after="80" w:line="240" w:lineRule="auto"/>
+        <w:spacing w:before="0" w:after="80" w:line="360" w:lineRule="auto"/>
         <w:jc w:val="both"/>
       </w:pPr>
       <w:r>
@@ -132,7 +132,7 @@
     </w:p>
     <w:p>
       <w:pPr>
-        <w:spacing w:before="0" w:after="280" w:line="240" w:lineRule="auto"/>
+        <w:spacing w:before="0" w:after="280" w:line="360" w:lineRule="auto"/>
         <w:jc w:val="both"/>
       </w:pPr>
       <w:r>
@@ -184,7 +184,7 @@
           </w:tcPr>
           <w:p>
             <w:pPr>
-              <w:spacing w:before="0" w:after="40" w:line="240" w:lineRule="auto"/>
+              <w:spacing w:before="0" w:after="40" w:line="360" w:lineRule="auto"/>
               <w:pBdr>
                 <w:bottom w:val="single" w:sz="6" w:space="1" w:color="000000"/>
               </w:pBdr>
@@ -192,7 +192,7 @@
           </w:p>
           <w:p>
             <w:pPr>
-              <w:spacing w:before="0" w:after="0" w:line="240" w:lineRule="auto"/>
+              <w:spacing w:before="0" w:after="0" w:line="360" w:lineRule="auto"/>
               <w:jc w:val="center"/>
             </w:pPr>
             <w:r>
@@ -223,7 +223,7 @@
           </w:tcPr>
           <w:p>
             <w:pPr>
-              <w:spacing w:before="0" w:after="40" w:line="240" w:lineRule="auto"/>
+              <w:spacing w:before="0" w:after="40" w:line="360" w:lineRule="auto"/>
               <w:pBdr>
                 <w:bottom w:val="single" w:sz="6" w:space="1" w:color="000000"/>
               </w:pBdr>
@@ -231,7 +231,7 @@
           </w:p>
           <w:p>
             <w:pPr>
-              <w:spacing w:before="0" w:after="0" w:line="240" w:lineRule="auto"/>
+              <w:spacing w:before="0" w:after="0" w:line="360" w:lineRule="auto"/>
               <w:jc w:val="center"/>
             </w:pPr>
             <w:r>
@@ -250,7 +250,7 @@
     </w:tbl>
     <w:p>
       <w:pPr>
-        <w:spacing w:before="60" w:after="0" w:line="240" w:lineRule="auto"/>
+        <w:spacing w:before="60" w:after="0" w:line="360" w:lineRule="auto"/>
         <w:jc w:val="center"/>
       </w:pPr>
       <w:r>
@@ -283,7 +283,7 @@
     </w:rPrDefault>
     <w:pPrDefault>
       <w:pPr>
-        <w:spacing w:after="60" w:line="240" w:lineRule="auto"/>
+        <w:spacing w:after="60" w:line="360" w:lineRule="auto"/>
       </w:pPr>
     </w:pPrDefault>
   </w:docDefaults>
